--- a/public/temas/ejercicio-1/ESQUEMA TEMA 19.docx
+++ b/public/temas/ejercicio-1/ESQUEMA TEMA 19.docx
@@ -189,7 +189,7 @@
           <w:b/>
           <w:sz w:val="22"/>
         </w:rPr>
-        <w:t>RD 559/2010</w:t>
+        <w:t>Real Decreto 559/2010</w:t>
       </w:r>
       <w:r>
         <w:rPr>
@@ -211,7 +211,7 @@
           <w:b/>
           <w:sz w:val="22"/>
         </w:rPr>
-        <w:t>RD 1072/2015</w:t>
+        <w:t>Real Decreto 1072/2015</w:t>
       </w:r>
       <w:r>
         <w:rPr>
@@ -263,7 +263,7 @@
           <w:b/>
           <w:sz w:val="22"/>
         </w:rPr>
-        <w:t>RD 1468/1988</w:t>
+        <w:t>Real Decreto 1468/1988</w:t>
       </w:r>
       <w:r>
         <w:rPr>
@@ -327,7 +327,7 @@
           <w:b/>
           <w:sz w:val="22"/>
         </w:rPr>
-        <w:t>RD 1406/1989</w:t>
+        <w:t>Real Decreto 1406/1989</w:t>
       </w:r>
       <w:r>
         <w:rPr>
@@ -349,7 +349,7 @@
           <w:b/>
           <w:sz w:val="22"/>
         </w:rPr>
-        <w:t>RD 330/2008</w:t>
+        <w:t>Real Decreto 330/2008</w:t>
       </w:r>
       <w:r>
         <w:rPr>
@@ -415,7 +415,7 @@
           <w:b/>
           <w:sz w:val="22"/>
         </w:rPr>
-        <w:t>RD 993/2022</w:t>
+        <w:t>Real Decreto 993/2022</w:t>
       </w:r>
       <w:r>
         <w:rPr>
@@ -526,7 +526,7 @@
           <w:b/>
           <w:sz w:val="22"/>
         </w:rPr>
-        <w:t>13/12/2024</w:t>
+        <w:t>13 de diciembre de 2024</w:t>
       </w:r>
       <w:r>
         <w:rPr>
@@ -1308,7 +1308,7 @@
           <w:b/>
           <w:sz w:val="22"/>
         </w:rPr>
-        <w:t>RD 928/1987</w:t>
+        <w:t>Real Decreto 928/1987</w:t>
       </w:r>
       <w:r>
         <w:rPr>
@@ -1483,7 +1483,7 @@
           <w:b/>
           <w:sz w:val="22"/>
         </w:rPr>
-        <w:t>RD 330/2008</w:t>
+        <w:t>Real Decreto 330/2008</w:t>
       </w:r>
       <w:r>
         <w:rPr>
@@ -1672,7 +1672,7 @@
           <w:rFonts w:ascii="Cambria" w:hAnsi="Cambria" w:cs="Cambria" w:eastAsia="Cambria"/>
           <w:sz w:val="22"/>
         </w:rPr>
-        <w:t>: Orden de 24/03/2000</w:t>
+        <w:t>: Orden de 24 de marzo de 2000</w:t>
       </w:r>
     </w:p>
     <w:p>
@@ -1731,7 +1731,7 @@
           <w:rFonts w:ascii="Cambria" w:hAnsi="Cambria" w:cs="Cambria" w:eastAsia="Cambria"/>
           <w:sz w:val="22"/>
         </w:rPr>
-        <w:t>: RD 1114/2006</w:t>
+        <w:t>: Real Decreto 1114/2006</w:t>
       </w:r>
     </w:p>
     <w:p>
@@ -1796,7 +1796,7 @@
           <w:b/>
           <w:sz w:val="22"/>
         </w:rPr>
-        <w:t>RD 1718/1995</w:t>
+        <w:t>Real Decreto 1718/1995</w:t>
       </w:r>
       <w:r>
         <w:rPr>
@@ -2042,7 +2042,7 @@
           <w:b/>
           <w:sz w:val="22"/>
         </w:rPr>
-        <w:t>RD 1718/1995</w:t>
+        <w:t>Real Decreto 1718/1995</w:t>
       </w:r>
       <w:r>
         <w:rPr>
@@ -2871,7 +2871,7 @@
           <w:b/>
           <w:sz w:val="22"/>
         </w:rPr>
-        <w:t>RD 1407/1992</w:t>
+        <w:t>Real Decreto 1407/1992</w:t>
       </w:r>
       <w:r>
         <w:rPr>
@@ -2893,7 +2893,7 @@
           <w:b/>
           <w:sz w:val="22"/>
         </w:rPr>
-        <w:t>RD 773/1997</w:t>
+        <w:t>Real Decreto 773/1997</w:t>
       </w:r>
       <w:r>
         <w:rPr>
@@ -3148,7 +3148,7 @@
           <w:b/>
           <w:sz w:val="22"/>
         </w:rPr>
-        <w:t>1/05/2026</w:t>
+        <w:t>1 de mayo de 2026</w:t>
       </w:r>
     </w:p>
     <w:p>
